--- a/2laba/ПЗ_2_Подрябинкин.docx
+++ b/2laba/ПЗ_2_Подрябинкин.docx
@@ -420,8 +420,6 @@
         </w:rPr>
         <w:t xml:space="preserve">метрики Джилба, </w:t>
       </w:r>
-      <w:bookmarkStart w:id="0" w:name="_GoBack"/>
-      <w:bookmarkEnd w:id="0"/>
       <w:proofErr w:type="spellStart"/>
       <w:r>
         <w:rPr>
@@ -2902,40 +2900,37 @@
       <w:pPr>
         <w:pStyle w:val="11"/>
         <w:ind w:firstLine="851"/>
-        <w:rPr>
-          <w:lang w:val="en-US"/>
-        </w:rPr>
-      </w:pPr>
-      <w:r>
-        <w:rPr>
-          <w:lang w:val="en-US"/>
-        </w:rPr>
-        <w:t xml:space="preserve">    }</w:t>
-      </w:r>
-    </w:p>
-    <w:p>
-      <w:pPr>
-        <w:pStyle w:val="11"/>
-        <w:ind w:firstLine="851"/>
-        <w:rPr>
-          <w:lang w:val="en-US"/>
-        </w:rPr>
-      </w:pPr>
-      <w:r>
-        <w:rPr>
-          <w:lang w:val="en-US"/>
-        </w:rPr>
+      </w:pPr>
+      <w:r>
+        <w:rPr>
+          <w:lang w:val="en-US"/>
+        </w:rPr>
+        <w:t xml:space="preserve">    </w:t>
+      </w:r>
+      <w:r>
         <w:t>}</w:t>
       </w:r>
+    </w:p>
+    <w:p>
+      <w:pPr>
+        <w:pStyle w:val="11"/>
+        <w:ind w:firstLine="851"/>
+      </w:pPr>
+      <w:r>
+        <w:t>}</w:t>
+      </w:r>
+    </w:p>
+    <w:p>
+      <w:pPr>
+        <w:pStyle w:val="11"/>
+        <w:ind w:firstLine="851"/>
+      </w:pPr>
     </w:p>
     <w:p>
       <w:pPr>
         <w:pStyle w:val="11"/>
         <w:ind w:firstLine="0"/>
         <w:jc w:val="center"/>
-        <w:rPr>
-          <w:lang w:val="en-US"/>
-        </w:rPr>
       </w:pPr>
       <w:r>
         <w:rPr>
@@ -2944,9 +2939,9 @@
         </w:rPr>
         <w:drawing>
           <wp:inline distT="0" distB="0" distL="0" distR="0">
-            <wp:extent cx="5932170" cy="4196715"/>
-            <wp:effectExtent l="38100" t="38100" r="11430" b="13335"/>
-            <wp:docPr id="9" name="Рисунок 9" descr="C:\Users\ASUS\AppData\Local\Microsoft\Windows\INetCache\Content.Word\БлокСхема кода.drawio.png"/>
+            <wp:extent cx="6149975" cy="4311015"/>
+            <wp:effectExtent l="19050" t="19050" r="22225" b="13335"/>
+            <wp:docPr id="2" name="Рисунок 2" descr="D:\Zaxar_sd\_BSUIR_Study\___3 course\MSaSiIT\2laba\Другое\БлокСхема кода.drawio.png"/>
             <wp:cNvGraphicFramePr>
               <a:graphicFrameLocks xmlns:a="http://schemas.openxmlformats.org/drawingml/2006/main" noChangeAspect="1"/>
             </wp:cNvGraphicFramePr>
@@ -2954,7 +2949,7 @@
               <a:graphicData uri="http://schemas.openxmlformats.org/drawingml/2006/picture">
                 <pic:pic xmlns:pic="http://schemas.openxmlformats.org/drawingml/2006/picture">
                   <pic:nvPicPr>
-                    <pic:cNvPr id="0" name="Picture 9" descr="C:\Users\ASUS\AppData\Local\Microsoft\Windows\INetCache\Content.Word\БлокСхема кода.drawio.png"/>
+                    <pic:cNvPr id="0" name="Picture 2" descr="D:\Zaxar_sd\_BSUIR_Study\___3 course\MSaSiIT\2laba\Другое\БлокСхема кода.drawio.png"/>
                     <pic:cNvPicPr>
                       <a:picLocks noChangeAspect="1" noChangeArrowheads="1"/>
                     </pic:cNvPicPr>
@@ -2975,21 +2970,17 @@
                   <pic:spPr bwMode="auto">
                     <a:xfrm>
                       <a:off x="0" y="0"/>
-                      <a:ext cx="5932170" cy="4196715"/>
+                      <a:ext cx="6149975" cy="4311015"/>
                     </a:xfrm>
                     <a:prstGeom prst="rect">
                       <a:avLst/>
                     </a:prstGeom>
                     <a:noFill/>
-                    <a:ln w="28575" cmpd="sng">
+                    <a:ln w="15875">
                       <a:solidFill>
                         <a:srgbClr val="000000"/>
                       </a:solidFill>
-                      <a:miter lim="800000"/>
-                      <a:headEnd/>
-                      <a:tailEnd/>
                     </a:ln>
-                    <a:effectLst/>
                   </pic:spPr>
                 </pic:pic>
               </a:graphicData>
@@ -3003,9 +2994,6 @@
         <w:pStyle w:val="11"/>
         <w:ind w:firstLine="851"/>
         <w:jc w:val="center"/>
-        <w:rPr>
-          <w:lang w:val="en-US"/>
-        </w:rPr>
       </w:pPr>
     </w:p>
     <w:p>
@@ -3039,9 +3027,9 @@
         <w:lastRenderedPageBreak/>
         <w:drawing>
           <wp:inline distT="0" distB="0" distL="0" distR="0">
-            <wp:extent cx="6142990" cy="4345305"/>
-            <wp:effectExtent l="38100" t="38100" r="10160" b="17145"/>
-            <wp:docPr id="11" name="Рисунок 11" descr="D:\Zaxar_sd\_BSUIR_Study\___3 course\MSaSiIT\2laba\БлокСхема кода — копия.drawio.png"/>
+            <wp:extent cx="6142990" cy="4271645"/>
+            <wp:effectExtent l="19050" t="19050" r="10160" b="14605"/>
+            <wp:docPr id="3" name="Рисунок 3" descr="D:\Zaxar_sd\_BSUIR_Study\___3 course\MSaSiIT\2laba\Другое\БлокСхема кода — копия.drawio.png"/>
             <wp:cNvGraphicFramePr>
               <a:graphicFrameLocks xmlns:a="http://schemas.openxmlformats.org/drawingml/2006/main" noChangeAspect="1"/>
             </wp:cNvGraphicFramePr>
@@ -3049,7 +3037,7 @@
               <a:graphicData uri="http://schemas.openxmlformats.org/drawingml/2006/picture">
                 <pic:pic xmlns:pic="http://schemas.openxmlformats.org/drawingml/2006/picture">
                   <pic:nvPicPr>
-                    <pic:cNvPr id="0" name="Picture 11" descr="D:\Zaxar_sd\_BSUIR_Study\___3 course\MSaSiIT\2laba\БлокСхема кода — копия.drawio.png"/>
+                    <pic:cNvPr id="0" name="Picture 3" descr="D:\Zaxar_sd\_BSUIR_Study\___3 course\MSaSiIT\2laba\Другое\БлокСхема кода — копия.drawio.png"/>
                     <pic:cNvPicPr>
                       <a:picLocks noChangeAspect="1" noChangeArrowheads="1"/>
                     </pic:cNvPicPr>
@@ -3070,21 +3058,17 @@
                   <pic:spPr bwMode="auto">
                     <a:xfrm>
                       <a:off x="0" y="0"/>
-                      <a:ext cx="6142990" cy="4345305"/>
+                      <a:ext cx="6142990" cy="4271645"/>
                     </a:xfrm>
                     <a:prstGeom prst="rect">
                       <a:avLst/>
                     </a:prstGeom>
                     <a:noFill/>
-                    <a:ln w="38100" cmpd="thickThin">
+                    <a:ln w="15875">
                       <a:solidFill>
                         <a:srgbClr val="000000"/>
                       </a:solidFill>
-                      <a:miter lim="800000"/>
-                      <a:headEnd/>
-                      <a:tailEnd/>
                     </a:ln>
-                    <a:effectLst/>
                   </pic:spPr>
                 </pic:pic>
               </a:graphicData>
@@ -3092,6 +3076,8 @@
           </wp:inline>
         </w:drawing>
       </w:r>
+      <w:bookmarkStart w:id="0" w:name="_GoBack"/>
+      <w:bookmarkEnd w:id="0"/>
     </w:p>
     <w:p>
       <w:pPr>
